--- a/Docs/Counter Attack Design Document.docx
+++ b/Docs/Counter Attack Design Document.docx
@@ -187,19 +187,25 @@
         <w:rPr>
           <w:rtl w:val="0"/>
         </w:rPr>
-        <w:t xml:space="preserve">ПКМ — удерживать блок</w:t>
-      </w:r>
-    </w:p>
-    <w:p>
-      <w:pPr>
-        <w:spacing w:after="240" w:before="240" w:lineRule="auto"/>
-        <w:rPr/>
-      </w:pPr>
-      <w:r>
-        <w:rPr>
-          <w:rtl w:val="0"/>
-        </w:rPr>
-        <w:t xml:space="preserve">ЛКМ — атака</w:t>
+        <w:t xml:space="preserve">Кнопка LT на геймпаде</w:t>
+      </w:r>
+      <w:r>
+        <w:rPr>
+          <w:rtl w:val="0"/>
+        </w:rPr>
+        <w:t xml:space="preserve"> — удерживать блок</w:t>
+      </w:r>
+    </w:p>
+    <w:p>
+      <w:pPr>
+        <w:spacing w:after="240" w:before="240" w:lineRule="auto"/>
+        <w:rPr/>
+      </w:pPr>
+      <w:r>
+        <w:rPr>
+          <w:rtl w:val="0"/>
+        </w:rPr>
+        <w:t xml:space="preserve">Кнопка X на геймпаде — атака</w:t>
       </w:r>
     </w:p>
     <w:p>
